--- a/exports/docx/sections/Chapter-01/section-04.ar.docx
+++ b/exports/docx/sections/Chapter-01/section-04.ar.docx
@@ -91,7 +91,7 @@
         <w:rPr>
           <w:rtl/>
         </w:rPr>
-        <w:t xml:space="preserve">ثمة ادعاء حول التطوير بمساعدة الذكاء الاصطناعي لا يُقال بوضوح كافٍ، لأنه يتعارض مع السردية السائدة حول الذكاء الاصطناعي بوصفه مُضاعِفاً شاملاً للإنتاجية: القيمة التي يستخرجها المهندس من أدوات الذكاء الاصطناعي تتناسب مباشرةً مع الحكم المعماري الذي يُقدّمه لتلك الأدوات.</w:t>
+        <w:t xml:space="preserve">ثمة ادعاء حول التطوير بمساعدة الذكاء الاصطناعي لا يُقال كثيراً بما يكفي، لأنه يتعارض مع السردية السائدة حول الذكاء الاصطناعي بوصفه مُضاعِفاً شاملاً للإنتاجية: القيمة التي يستخرجها المهندس من أدوات الذكاء الاصطناعي تتناسب مباشرةً مع الحكم المعماري الذي يضعه في استخدام تلك الأدوات.</w:t>
       </w:r>
     </w:p>
     <w:p>
@@ -102,7 +102,7 @@
         <w:rPr>
           <w:rtl/>
         </w:rPr>
-        <w:t xml:space="preserve">هذا ليس حجة أخلاقية حول ما إذا كان ينبغي للمهندسين تطوير مهاراتهم. إنه ملاحظة هندسية حول كيفية عمل هذه الأدوات فعلاً. النموذج اللغوي لا يُقيّم جودة السياق الذي يتلقاه. إنه يُولّد استجابة متسقة إحصائياً مع الأنماط في بيانات تدريبه، مُشرَّطة بالـ Prompt. إذا كان الـ Prompt يُعبّر عن فهم ضحل للمشكلة — إذا لم يكن المهندس قد أجرى بعد التحول الذي وصفه القسم الثالث — فستكون الاستجابة كوداً مُصاغاً جيداً يعالج المشكلة المُذكورة، دون أي وعي بالسياق المعماري غير المُذكور الذي يجعل المشكلة المُذكورة الشيء الخاطئ للتحسين.</w:t>
+        <w:t xml:space="preserve">هذا ليس حجة أخلاقية حول ما إذا كان ينبغي للمهندسين تطوير مهاراتهم. إنها ملاحظة هندسية حول كيفية عمل هذه الأدوات فعلاً. النموذج اللغوي لا يُقيّم جودة السياق الذي يتلقاه. إنه يُولّد استجابة متسقة إحصائياً مع الأنماط في بيانات تدريبه، مُشرَّطة بالـ Prompt. إذا كان الـ Prompt يُعبّر عن فهم ضحل للمشكلة — إذا لم يكن المهندس قد أجرى بعد التحول الذي وصفه القسم الثالث — فستكون الاستجابة كوداً مُصاغاً جيداً يعالج المشكلة المُذكورة، دون أي وعي بالسياق المعماري غير المُذكور الذي يجعل المشكلة المُذكورة الشيء الخاطئ للتحسين.</w:t>
       </w:r>
     </w:p>
     <w:p>
@@ -113,7 +113,7 @@
         <w:rPr>
           <w:rtl/>
         </w:rPr>
-        <w:t xml:space="preserve">النتيجة دقيقة في صياغتها: أدوات الذكاء الاصطناعي المُطبَّقة بدون حكم معماري تُنتج كوداً صحيحاً محلياً يُراكم المخاطر النظامية، بمعدل يتناسب مع السرعة التي يوفرها الذكاء الاصطناعي. المهندس الذي يستخدم الذكاء الاصطناعي لتوليد الكود بشكل أسرع بدون الحكم اللازم لتقييم ذلك الكود نظامياً يُسرّع تراكم إنتروبيا المعرفة - Knowledge Entropy التي وصفها القسم الثاني، لا يُقلّلها.</w:t>
+        <w:t xml:space="preserve">النتيجة دقيقة: أدوات الذكاء الاصطناعي المُطبَّقة بدون حكم معماري تُنتج كوداً صحيحاً محلياً يُراكم المخاطر النظامية، بمعدل يتناسب مع السرعة التي يوفرها الذكاء الاصطناعي. المهندس الذي يستخدم الذكاء الاصطناعي لتوليد الكود بشكل أسرع بدون الحكم اللازم لتقييم ذلك الكود نظامياً يُسرّع تراكم إنتروبيا المعرفة - Knowledge Entropy التي وصفها القسم الثاني، لا يُقلّلها.</w:t>
       </w:r>
     </w:p>
     <w:p>
@@ -124,7 +124,7 @@
         <w:rPr>
           <w:rtl/>
         </w:rPr>
-        <w:t xml:space="preserve">والعكس لا يقل أهمية: أدوات الذكاء الاصطناعي المُطبَّقة مع حكم معماري قوي تصبح قوية فعلاً. المهندس الذي يعرف ما الأسئلة التي يطرحها، والذي يستطيع تقييم التداعيات النظامية للتنفيذ المُولَّد، والذي يفهم أي جوانب المشكلة تتطلب حكماً بشرياً وأيها يمكن تفويضها بأمان — هذا المهندس يجد أن أدوات الذكاء الاصطناعي توسّع مداه الفعّال بطرق لم تكن ممكنة دون هذه الأدوات.</w:t>
+        <w:t xml:space="preserve">والعكس لا يقل أهمية: أدوات الذكاء الاصطناعي المُطبَّقة مع حكم معماري قوي تصبح قوية فعلاً. المهندس الذي يعرف الأسئلة التي يجب طرحها، والذي يستطيع تقييم التداعيات النظامية للتنفيذ المُولَّد، والذي يفهم أي جوانب المشكلة تتطلب حكماً بشرياً وأيها يمكن تفويضها بأمان — هذا المهندس يجد أن أدوات الذكاء الاصطناعي توسّع مداه الفعّال بطرق لم تكن ممكنة دون هذه الأدوات.</w:t>
       </w:r>
     </w:p>
     <w:bookmarkEnd w:id="21"/>
@@ -174,7 +174,7 @@
         <w:rPr>
           <w:rtl/>
         </w:rPr>
-        <w:t xml:space="preserve">هو النمط الأكثر نقاشاً — يُنتج الذكاء الاصطناعي تنفيذاً أولياً من وصف. إنه النمط الأعلى خطورة إذا أُسيء استخدامه، لأنه يُنتج المخرجات الأكثر اكتمالاً في ظاهرها، مما يخلق الإغراء الأقوى لاعتبار المخرجات نهائية. نمط التوليد منتج حين يُوفّر المهندس سياقاً غنياً: القيود المعمارية للنظام، وأنماط الفشل التي يجب معالجتها، والعقود التي يجب احترامها، وخصائص الأداء المطلوبة. إنه خطر حين يُوفّر المهندس فقط متطلب المسار السعيد ويقبل المخرجات دون تقييم تداعياتها النظامية.</w:t>
+        <w:t xml:space="preserve">هو النمط الأكثر مناقشةً — يُنتج الذكاء الاصطناعي تنفيذاً أولياً من وصف. إنه النمط الأعلى خطورة إذا أُسيء استخدامه، لأنه يُنتج المخرجات الأكثر اكتمالاً في ظاهرها، مما يخلق الإغراء الأقوى لاعتبار المخرجات نهائية. نمط التوليد منتج حين يُوفّر المهندس سياقاً غنياً: القيود المعمارية للنظام، وأنماط الفشل التي يجب معالجتها، والعقود التي يجب احترامها، وخصائص الأداء المطلوبة. إنه خطر حين يُوفّر المهندس فقط متطلب المسار السعيد ويقبل المخرجات دون تقييم تداعياتها النظامية.</w:t>
       </w:r>
     </w:p>
     <w:p>
@@ -199,7 +199,7 @@
         <w:rPr>
           <w:rtl/>
         </w:rPr>
-        <w:t xml:space="preserve">يعكس الاتجاه. المهندس يكتب التنفيذ؛ الذكاء الاصطناعي يفحصه. يميل هذا النمط إلى إنتاج نتائج أكثر موثوقية من نمط التوليد، لأن المهندس استثمر جهد التنفيذ وأكثر احتمالاً أن يُقيّم تغذية الذكاء الاصطناعي الراجعة بنقدية. قيمة الذكاء الاصطناعي هنا تكمن أساساً في إظهار الأنماط والحالات الحدية التي لم يأخذها المهندس بعين الاعتبار، واقتراح البدائل للتقييم، وتحديد المشكلات المحتملة التي تستفيد من منظور خارجي. المهندس يحتفظ بسلطة القرار كاملةً.</w:t>
+        <w:t xml:space="preserve">يعكس الاتجاه. المهندس يكتب التنفيذ؛ الذكاء الاصطناعي يفحصه. يميل هذا النمط إلى إنتاج نتائج أكثر موثوقية من نمط التوليد، لأن المهندس استثمر جهد التنفيذ، وهو أكثر احتمالاً أن يُقيّم تغذية الذكاء الاصطناعي الراجعة بنقدية. قيمة الذكاء الاصطناعي هنا تكمن أساساً في إظهار الأنماط والحالات الحدية التي لم يأخذها المهندس بعين الاعتبار، واقتراح البدائل للتقييم، وتحديد المشكلات المحتملة التي تستفيد من منظور خارجي. المهندس يحتفظ بسلطة القرار كاملةً.</w:t>
       </w:r>
     </w:p>
     <w:p>
@@ -224,7 +224,7 @@
         <w:rPr>
           <w:rtl/>
         </w:rPr>
-        <w:t xml:space="preserve">هو الأكثر قوة والأقل نقاشاً. المهندس يطرح مشكلة معمارية: قرار تصميمي له خيارات متعددة قابلة للتطبيق، أو نمط فشل يحاول الاستدلال عليه، أو قيد يحاول إرضاءه. الذكاء الاصطناعي يُظهر الأنماط والمناهج التاريخية واعتبارات المقايضة من تدريبه. المهندس يُطبّق هذه المعرفة على نظامه المحدد. القيمة هنا في قدرة الذكاء الاصطناعي على إظهار المعرفة ذات الصلة بسرعة — معرفة كانت ستتطلب بحثاً أو زملاء ذوي خبرة أو تجربة وخطأ للوصول إليها.</w:t>
+        <w:t xml:space="preserve">هو الأكثر قوة والأقل مناقشةً. المهندس يطرح مشكلة معمارية: قرار تصميمي له خيارات متعددة قابلة للتطبيق، أو نمط فشل يحاول الاستدلال عليه، أو قيد يحاول إرضاءه. الذكاء الاصطناعي يُظهر الأنماط والمناهج التاريخية واعتبارات المقايضة من تدريبه. المهندس يُطبّق هذه المعرفة على نظامه المحدد. القيمة هنا في قدرة الذكاء الاصطناعي على إظهار المعرفة ذات الصلة بسرعة — معرفة كانت ستتطلب بحثاً أو زملاء ذوي خبرة أو تجربة وخطأ للوصول إليها.</w:t>
       </w:r>
     </w:p>
     <w:p>
@@ -1462,7 +1462,7 @@
         <w:rPr>
           <w:rStyle w:val="CommentTok"/>
         </w:rPr>
-        <w:t xml:space="preserve">// "ما الأثر المقبول إذا فشلت هذه الاعتمادية؟"       -&gt; المستدعون يحصلون على 503</w:t>
+        <w:t xml:space="preserve">// "ما نطاق الأثر المقبول - Blast Radius إذا فشلت هذه الاعتمادية؟"       -&gt; المستدعون يحصلون على 503</w:t>
       </w:r>
       <w:r>
         <w:br/>
@@ -2534,7 +2534,7 @@
         <w:rPr>
           <w:rtl/>
         </w:rPr>
-        <w:t xml:space="preserve">المعرفة هنا تعني الأنماط والتنفيذات والمناهج الهندسية الموجودة في مجموعة التدريب. Prompt مُصاغ بشكل صحيح يُظهر بموثوقية المعرفة ذات الصلة من تلك المجموعة — النمط المرن المناسب لنمط فشل معين، الطريقة المحلية لتنفيذ واجهة .NET بعينها، الحالات الحدية الشائعة في نمط المعاملة الموزعة، اعتبارات الأمان النموذجية لفئة معينة من الأنظمة.</w:t>
+        <w:t xml:space="preserve">المعرفة هنا تعني الأنماط والتنفيذات والمناهج الهندسية الموجودة في مجموعة التدريب. Prompt مُصاغ بشكل صحيح يُظهر بموثوقية المعرفة ذات الصلة من تلك المجموعة — نمط المرونة المناسب لنمط فشل معين، الطريقة المحلية لتنفيذ واجهة .NET بعينها، الحالات الحدية الشائعة في نمط المعاملة الموزعة، اعتبارات الأمان النموذجية لفئة معينة من الأنظمة.</w:t>
       </w:r>
     </w:p>
     <w:p>
@@ -2557,6 +2557,28 @@
           <w:rtl/>
         </w:rPr>
         <w:t xml:space="preserve">يعمل التعاون حين يُفصل هذان المساهمان بشكل صحيح: المهندس يطرح أسئلة تسترجع المعرفة ذات الصلة من الذكاء الاصطناعي، ثم يُطبّق الحكم لتحديد ما تعنيه تلك المعرفة لنظامه المحدد. يفشل حين يعامل المهندس مخرجات الذكاء الاصطناعي كحكم مكتمل — كإجابة لا كدليل يجب تقييمه.</w:t>
+      </w:r>
+    </w:p>
+    <w:p>
+      <w:pPr>
+        <w:bidi/>
+      </w:pPr>
+      <w:r>
+        <w:rPr>
+          <w:rtl/>
+        </w:rPr>
+        <w:t xml:space="preserve">التمييز بين الدليل والإجابة هو الاختبار العملي لهذا الفصل، ويستحق أن يُصاغ بشكل ملموس لأن شكل استجابة الذكاء الاصطناعي يحجبه. تُقدَّم استجابة النموذج بوصفها إجابة واثقة ومكتملة ومتناسقة البنية — منسَّقة، ومُحالةً إلى مصادر، وواثقة من نفسها. لا شيء في طريقة تقديمها يميّزها بأنها مؤقتة. على المهندس الذي يتلقى إجابة واثقة أن يُعيد تصنيفها بنشاط بوصفها دليلاً: فرضيةً مرشحةً حول النهج الصحيح، مُولَّدةً من الأنماط العامة لا من ملاحظة النظام المحدد. إعادة التصنيف هذه فعلٌ معرفيٌّ، وهي جوهر مساهمة الحكم بأكمله. تخطّيها — معاملةُ ثقةِ الإجابة بوصفها خاصيةً للمحتوى لا خاصيةً لتوليد النموذج اللغوي — هو السبب الأكثر شيوعاً الذي تُنتج به مساعدةُ الذكاء الاصطناعي عملياتِ نشرٍ خاطئةٍ نظامياً.</w:t>
+      </w:r>
+    </w:p>
+    <w:p>
+      <w:pPr>
+        <w:bidi/>
+      </w:pPr>
+      <w:r>
+        <w:rPr>
+          <w:rtl/>
+        </w:rPr>
+        <w:t xml:space="preserve">من هنا كان ادعاء التناسب في مثال هذا القسم لا يتعلق بمخرجات الذكاء الاصطناعي إطلاقاً. تلقّى المهندس A والمهندس B الدليل نفسه. كان الفارق أن المهندس B عالجه بوصفه دليلاً يُختبر مقابل الظروف الفعلية للنظام، بينما عالجه المهندس A بوصفه إجابة مكتملة. الفجوة بين هذين التوجهين هي الفجوة بأكملها بين مكسب إنتاجية ومصنع مخاطر — وهي فجوة لن يُغلقها أي تحسن في قدرات الذكاء الاصطناعي، لأنها ليست خاصيةً من خصائص الذكاء الاصطناعي، بل خاصيةٌ من كيفية استهلاك المهندس لمساهمة الذكاء الاصطناعي.</w:t>
       </w:r>
     </w:p>
     <w:p>
@@ -2592,7 +2614,7 @@
         <w:rPr>
           <w:rtl/>
         </w:rPr>
-        <w:t xml:space="preserve">نموذج التعاون الموصوف هنا له تداعيات عملية مباشرة على كيفية تنظيم المهندسين تفاعلهم مع أدوات الذكاء الاصطناعي في العمل اليومي.</w:t>
+        <w:t xml:space="preserve">نموذج التعاون الموصوف هنا له تداعيات عملية مباشرة على كيفية تنظيم المهندسين لتفاعلهم مع أدوات الذكاء الاصطناعي في العمل اليومي.</w:t>
       </w:r>
     </w:p>
     <w:p>
@@ -2621,7 +2643,7 @@
         <w:rPr>
           <w:rtl/>
         </w:rPr>
-        <w:t xml:space="preserve">. إنه الآلية الأساسية التي يتم بها تشفير الحكم المعماري في الـ Prompt، وهو ما يُحدد جودة ما يُعيده الذكاء الاصطناعي.</w:t>
+        <w:t xml:space="preserve">. إنها الآلية الأساسية التي يُشفَّر بها الحكم المعماري في الـ Prompt، وهو ما يُحدد جودة ما يُعيده الذكاء الاصطناعي.</w:t>
       </w:r>
     </w:p>
     <w:p>
@@ -2644,6 +2666,17 @@
           <w:rtl/>
         </w:rPr>
         <w:t xml:space="preserve">اختيار نمط التعاون يجب أن يتطابق مع نوع المهمة. نمط المُنفّذ للتحويلات الاعتيادية، ونمط المستشار للقرارات المعمارية، ونمط المراجعة للتنفيذات التي يحتاج فيها المهندس منظوراً ثانياً، ونمط التوليد للتنفيذات المحدودة النطاق التي يمكن تقديم سياق غني لها. الخطأ الشائع في تطبيق نمط التوليد على كل شيء ليس فشلاً للأداة — إنه فشل في انضباط المهندس في اختيار النمط المناسب.</w:t>
+      </w:r>
+    </w:p>
+    <w:p>
+      <w:pPr>
+        <w:bidi/>
+      </w:pPr>
+      <w:r>
+        <w:rPr>
+          <w:rtl/>
+        </w:rPr>
+        <w:t xml:space="preserve">يستحق اختيار النمط اهتماماً أكبر مما يحظى به عادةً، لأنه الرافعة العملية التي يُنفَّذ بها فصل المعرفة عن الحكم. نمط المُنفّذ مناسب حين يكون المهندس قد اتخذ القرارات المعمارية بالفعل، ويحوّل الذكاء الاصطناعي مُدخلاً محدداً بدقة إلى مُخرج محدد بدقة — سواء أكان إعادة تسمية، أم إعادة هيكلة بثوابت مُحدَّدة - Invariants، أم تحويل DTO. الحكم طُبّق في مرحلة أعلى، في المواصفة، لذا يكون النمط آمناً. نمط المستشار مناسب حين يكون المهندس بصدد الاختيار بين مناهج، وتستطيع مساحة الذكاء الاصطناعي إظهار خيارات أو أنماط فشل لم يأخذها المهندس بعين الاعتبار؛ وهنا تكون مساهمة الذكاء الاصطناعي مؤقتةً صراحةً، مما يُبقي حدود الحكم مرئية. نمط المراجعة مناسب حين يكون المهندس قد كتب التنفيذ ويريد أن يتحداه الذكاء الاصطناعي — مستخدِماً معرفة النموذج بالأنماط بوصفها مُراجعاً إضافياً. أما نمط التوليد، حيث يُنتج الذكاء الاصطناعي تنفيذاً من Prompt، فهو النمط الذي تكون فيه حدود الحكم في أشد خطر، لأن المخرج يصل في ظاهر أن العمل اكتمل. اختيار نمط التوليد دون إنجاز العمل الذي يتطلبه نمط المستشار أولاً — تثبيت القيود المعمارية التي يجب أن يُلبيها التنفيذ — هو النمط الذي يُحوّل أداةً منتجةً إلى مصنع مخاطر. والانضباط ليس تجنّب نمط التوليد، بل كسبه، عبر تقديم السياق والقيود المعمارية مُسبقاً بصورة تجعل تقييم المخرج المُولَّد ممكناً.</w:t>
       </w:r>
     </w:p>
     <w:p>
@@ -2712,7 +2745,7 @@
         <w:rPr>
           <w:rtl/>
         </w:rPr>
-        <w:t xml:space="preserve">هذا الديناميكي يعني أن الاستثمار في الحكم المعماري يُضاعف عائده مع تحسن الأدوات، لا يتضاءل. المهندس الذي يبني الآن عمقاً حقيقياً في التفكير حول الأنظمة الموزعة وأنماط فشلها وخصائصها التشغيلية يستعد للاستفادة القصوى من كل جيل مستقبلي من أدوات الذكاء الاصطناعي — لأنه يمتلك ما يحتاجه لتقييم مخرجاتها الأكثر قدرة بشكل صحيح.</w:t>
+        <w:t xml:space="preserve">هذه الديناميكية تعني أن الاستثمار في الحكم المعماري يُضاعف عائده مع تحسن الأدوات، لا يتضاءل. المهندس الذي يبني الآن عمقاً حقيقياً في التفكير حول الأنظمة الموزعة وأنماط فشلها وخصائصها التشغيلية يستعد للاستفادة القصوى من كل جيل مستقبلي من أدوات الذكاء الاصطناعي — لأنه يمتلك ما يحتاجه لتقييم مخرجاتها الأكثر قدرة بشكل صحيح.</w:t>
       </w:r>
     </w:p>
     <w:bookmarkEnd w:id="26"/>
@@ -2781,7 +2814,7 @@
         <w:rPr>
           <w:rtl/>
         </w:rPr>
-        <w:t xml:space="preserve">وهذا التمييز — بين قياس كمية الكود ومقياس جودة الحكم المعماري — هو ما يُحدد الفارق الحقيقي بين التطوير بمساعدة الذكاء الاصطناعي الذي يبني أنظمة موثوقة والتطوير الذي يبني بنية تحتية من الافتراضات غير المُختبَرة.</w:t>
+        <w:t xml:space="preserve">وهذا التمييز — بين قياس كمية الكود وقياس جودة الحكم المعماري — هو ما يُحدد الفارق الحقيقي بين التطوير بمساعدة الذكاء الاصطناعي الذي يبني أنظمة موثوقة والتطوير الذي يبني بنية تحتية من الافتراضات غير المُختبَرة.</w:t>
       </w:r>
     </w:p>
     <w:p>
@@ -2814,7 +2847,7 @@
         <w:rPr>
           <w:rtl/>
         </w:rPr>
-        <w:t xml:space="preserve">وللحصول على هذه الثقة بشكل ملموس، يحتاج الفريق إلى آليات مراجعة صريحة تُقيّم ليس فقط صحة الكود بل صحة الافتراضات التي بُني عليها. مراجعة تُطِبِّق أسئلة معمارية على كل كود مُولَّد بالذكاء الاصطناعي — ما الافتراضات التي يتخذها؟ كيف يفشل؟ لماذا هذا النمط وليس نمطاً آخر؟ — تُحوّل المراجعة من فحص شكلي إلى تقييم حقيقي للحكم المعماري الذي أُسند للذكاء الاصطناعي. هذا النوع من المراجعة يكشف الفجوات التي لا يكشفها فحص الكود التقليدي فحسب، لأنها تقع في مستوى الافتراضات لا في مستوى الأحرف المكتوبة في الملفات.</w:t>
+        <w:t xml:space="preserve">وللحصول على هذه الثقة بشكل ملموس، يحتاج الفريق إلى آليات مراجعة صريحة تُقيّم ليس فقط صحة الكود بل صحة الافتراضات التي بُني عليها. مراجعة تُطبِّق أسئلة معمارية على كل كود مُولَّد بالذكاء الاصطناعي — ما الافتراضات التي يتخذها؟ كيف يفشل؟ لماذا هذا النمط وليس نمطاً آخر؟ — تُحوّل المراجعة من فحص شكلي إلى تقييم حقيقي للحكم المعماري الذي أُسند للذكاء الاصطناعي. هذا النوع من المراجعة يكشف الفجوات التي لا يكشفها فحص الكود التقليدي، لأنها تقع في مستوى الافتراضات لا في مستوى الأحرف المكتوبة في الملفات.</w:t>
       </w:r>
     </w:p>
     <w:p>
